--- a/5-G-5/6-week-6/4-worksheet/Computer Worksheet G5 W6.docx
+++ b/5-G-5/6-week-6/4-worksheet/Computer Worksheet G5 W6.docx
@@ -479,6 +479,122 @@
         </w:rPr>
         <w:t>.</w:t>
       </w:r>
+      <w:r>
+        <w:rPr>
+          <w:b/>
+          <w:bCs/>
+          <w:sz w:val="36"/>
+          <w:szCs w:val="36"/>
+        </w:rPr>
+        <w:t xml:space="preserve"> </w:t>
+      </w:r>
+      <w:r>
+        <w:rPr>
+          <w:b/>
+          <w:bCs/>
+          <w:sz w:val="36"/>
+          <w:szCs w:val="36"/>
+        </w:rPr>
+        <w:t>(</w:t>
+      </w:r>
+      <w:r>
+        <w:rPr>
+          <w:b/>
+          <w:bCs/>
+          <w:sz w:val="36"/>
+          <w:szCs w:val="36"/>
+        </w:rPr>
+        <w:t>Page 25</w:t>
+      </w:r>
+      <w:r>
+        <w:rPr>
+          <w:b/>
+          <w:bCs/>
+          <w:sz w:val="36"/>
+          <w:szCs w:val="36"/>
+        </w:rPr>
+        <w:t>)</w:t>
+      </w:r>
+    </w:p>
+    <w:p>
+      <w:pPr>
+        <w:bidi w:val="0"/>
+        <w:rPr>
+          <w:rFonts w:ascii="Lucida Bright" w:hAnsi="Lucida Bright"/>
+          <w:sz w:val="36"/>
+          <w:szCs w:val="36"/>
+        </w:rPr>
+      </w:pPr>
+      <w:r>
+        <w:rPr>
+          <w:rFonts w:ascii="Lucida Bright" w:hAnsi="Lucida Bright"/>
+          <w:noProof/>
+          <w:sz w:val="36"/>
+          <w:szCs w:val="36"/>
+        </w:rPr>
+        <w:drawing>
+          <wp:anchor distT="0" distB="0" distL="114300" distR="114300" simplePos="0" relativeHeight="251661824" behindDoc="0" locked="0" layoutInCell="1" allowOverlap="1" wp14:anchorId="28998658" wp14:editId="2E69FE78">
+            <wp:simplePos x="0" y="0"/>
+            <wp:positionH relativeFrom="column">
+              <wp:posOffset>594360</wp:posOffset>
+            </wp:positionH>
+            <wp:positionV relativeFrom="paragraph">
+              <wp:posOffset>190417</wp:posOffset>
+            </wp:positionV>
+            <wp:extent cx="5692108" cy="5206365"/>
+            <wp:effectExtent l="0" t="0" r="4445" b="0"/>
+            <wp:wrapNone/>
+            <wp:docPr id="2046259621" name="Picture 4"/>
+            <wp:cNvGraphicFramePr>
+              <a:graphicFrameLocks xmlns:a="http://schemas.openxmlformats.org/drawingml/2006/main" noChangeAspect="1"/>
+            </wp:cNvGraphicFramePr>
+            <a:graphic xmlns:a="http://schemas.openxmlformats.org/drawingml/2006/main">
+              <a:graphicData uri="http://schemas.openxmlformats.org/drawingml/2006/picture">
+                <pic:pic xmlns:pic="http://schemas.openxmlformats.org/drawingml/2006/picture">
+                  <pic:nvPicPr>
+                    <pic:cNvPr id="0" name="Picture 5"/>
+                    <pic:cNvPicPr>
+                      <a:picLocks noChangeAspect="1" noChangeArrowheads="1"/>
+                    </pic:cNvPicPr>
+                  </pic:nvPicPr>
+                  <pic:blipFill>
+                    <a:blip r:embed="rId8" cstate="print">
+                      <a:extLst>
+                        <a:ext uri="{28A0092B-C50C-407E-A947-70E740481C1C}">
+                          <a14:useLocalDpi xmlns:a14="http://schemas.microsoft.com/office/drawing/2010/main" val="0"/>
+                        </a:ext>
+                      </a:extLst>
+                    </a:blip>
+                    <a:srcRect/>
+                    <a:stretch>
+                      <a:fillRect/>
+                    </a:stretch>
+                  </pic:blipFill>
+                  <pic:spPr bwMode="auto">
+                    <a:xfrm>
+                      <a:off x="0" y="0"/>
+                      <a:ext cx="5692108" cy="5206365"/>
+                    </a:xfrm>
+                    <a:prstGeom prst="rect">
+                      <a:avLst/>
+                    </a:prstGeom>
+                    <a:noFill/>
+                    <a:ln>
+                      <a:noFill/>
+                    </a:ln>
+                  </pic:spPr>
+                </pic:pic>
+              </a:graphicData>
+            </a:graphic>
+            <wp14:sizeRelH relativeFrom="margin">
+              <wp14:pctWidth>0</wp14:pctWidth>
+            </wp14:sizeRelH>
+            <wp14:sizeRelV relativeFrom="margin">
+              <wp14:pctHeight>0</wp14:pctHeight>
+            </wp14:sizeRelV>
+          </wp:anchor>
+        </w:drawing>
+      </w:r>
     </w:p>
     <w:p>
       <w:pPr>
@@ -499,16 +615,6 @@
           <w:szCs w:val="36"/>
         </w:rPr>
       </w:pPr>
-    </w:p>
-    <w:p>
-      <w:pPr>
-        <w:bidi w:val="0"/>
-        <w:rPr>
-          <w:rFonts w:ascii="Lucida Bright" w:hAnsi="Lucida Bright"/>
-          <w:sz w:val="36"/>
-          <w:szCs w:val="36"/>
-        </w:rPr>
-      </w:pPr>
       <w:r>
         <w:rPr>
           <w:rFonts w:ascii="Lucida Bright" w:hAnsi="Lucida Bright"/>
@@ -519,7 +625,7 @@
         <mc:AlternateContent>
           <mc:Choice Requires="wps">
             <w:drawing>
-              <wp:anchor distT="45720" distB="45720" distL="114300" distR="114300" simplePos="0" relativeHeight="251654144" behindDoc="0" locked="0" layoutInCell="1" allowOverlap="1" wp14:anchorId="20D99B0E" wp14:editId="114DF5CC">
+              <wp:anchor distT="45720" distB="45720" distL="114300" distR="114300" simplePos="0" relativeHeight="251652608" behindDoc="0" locked="0" layoutInCell="1" allowOverlap="1" wp14:anchorId="20D99B0E" wp14:editId="114DF5CC">
                 <wp:simplePos x="0" y="0"/>
                 <wp:positionH relativeFrom="column">
                   <wp:posOffset>1959610</wp:posOffset>
@@ -609,7 +715,7 @@
                 <v:stroke joinstyle="miter"/>
                 <v:path gradientshapeok="t" o:connecttype="rect"/>
               </v:shapetype>
-              <v:shape id="Text Box 2" o:spid="_x0000_s1026" type="#_x0000_t202" style="position:absolute;margin-left:154.3pt;margin-top:393.3pt;width:185.9pt;height:110.6pt;z-index:251654144;visibility:visible;mso-wrap-style:square;mso-width-percent:400;mso-height-percent:200;mso-wrap-distance-left:9pt;mso-wrap-distance-top:3.6pt;mso-wrap-distance-right:9pt;mso-wrap-distance-bottom:3.6pt;mso-position-horizontal:absolute;mso-position-horizontal-relative:text;mso-position-vertical:absolute;mso-position-vertical-relative:text;mso-width-percent:400;mso-height-percent:200;mso-width-relative:margin;mso-height-relative:margin;v-text-anchor:top" o:gfxdata="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">
+              <v:shape id="Text Box 2" o:spid="_x0000_s1026" type="#_x0000_t202" style="position:absolute;margin-left:154.3pt;margin-top:393.3pt;width:185.9pt;height:110.6pt;z-index:251652608;visibility:visible;mso-wrap-style:square;mso-width-percent:400;mso-height-percent:200;mso-wrap-distance-left:9pt;mso-wrap-distance-top:3.6pt;mso-wrap-distance-right:9pt;mso-wrap-distance-bottom:3.6pt;mso-position-horizontal:absolute;mso-position-horizontal-relative:text;mso-position-vertical:absolute;mso-position-vertical-relative:text;mso-width-percent:400;mso-height-percent:200;mso-width-relative:margin;mso-height-relative:margin;v-text-anchor:top" o:gfxdata="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">
                 <v:textbox style="mso-fit-shape-to-text:t">
                   <w:txbxContent>
                     <w:p>
@@ -645,7 +751,7 @@
       </w:r>
     </w:p>
     <w:sectPr>
-      <w:headerReference w:type="default" r:id="rId8"/>
+      <w:headerReference w:type="default" r:id="rId9"/>
       <w:pgSz w:w="12240" w:h="15840"/>
       <w:pgMar w:top="720" w:right="720" w:bottom="720" w:left="720" w:header="720" w:footer="720" w:gutter="0"/>
       <w:pgBorders w:offsetFrom="page">
@@ -1265,6 +1371,7 @@
   <w:style w:type="character" w:default="1" w:styleId="DefaultParagraphFont">
     <w:name w:val="Default Paragraph Font"/>
     <w:uiPriority w:val="1"/>
+    <w:semiHidden/>
     <w:unhideWhenUsed/>
   </w:style>
   <w:style w:type="table" w:default="1" w:styleId="TableNormal">
